--- a/D802 task 3.docx
+++ b/D802 task 3.docx
@@ -10,13 +10,7 @@
         </w:rPr>
       </w:pPr>
       <w:r>
-        <w:t xml:space="preserve">D802 – Task </w:t>
-      </w:r>
-      <w:r>
-        <w:t>3</w:t>
-      </w:r>
-      <w:r>
-        <w:t xml:space="preserve"> | Robert Parham | Student ID: </w:t>
+        <w:t xml:space="preserve">D802 – Task 3 | Robert Parham | Student ID: </w:t>
       </w:r>
       <w:r>
         <w:rPr>
@@ -49,6 +43,9 @@
       </w:r>
       <w:proofErr w:type="spellStart"/>
       <w:r>
+        <w:rPr>
+          <w:rFonts w:ascii="Courier New" w:hAnsi="Courier New" w:cs="Courier New"/>
+        </w:rPr>
         <w:t>PyTorch</w:t>
       </w:r>
       <w:proofErr w:type="spellEnd"/>
@@ -58,6 +55,9 @@
       <w:proofErr w:type="spellStart"/>
       <w:proofErr w:type="gramStart"/>
       <w:r>
+        <w:rPr>
+          <w:rFonts w:ascii="Courier New" w:hAnsi="Courier New" w:cs="Courier New"/>
+        </w:rPr>
         <w:t>torch.nn</w:t>
       </w:r>
       <w:proofErr w:type="spellEnd"/>
@@ -69,10 +69,30 @@
         <w:t xml:space="preserve">, </w:t>
       </w:r>
       <w:r>
-        <w:t xml:space="preserve">which provides the building blocks to build neural networks in Python. For displaying the summary, we will use a separate library called </w:t>
-      </w:r>
-      <w:proofErr w:type="spellStart"/>
-      <w:r>
+        <w:t xml:space="preserve">which provides the building blocks to build neural networks in Python </w:t>
+      </w:r>
+      <w:r>
+        <w:t>(</w:t>
+      </w:r>
+      <w:proofErr w:type="spellStart"/>
+      <w:r>
+        <w:t>Paszke</w:t>
+      </w:r>
+      <w:proofErr w:type="spellEnd"/>
+      <w:r>
+        <w:t xml:space="preserve"> et al., 2019)</w:t>
+      </w:r>
+      <w:r>
+        <w:t xml:space="preserve">. </w:t>
+      </w:r>
+      <w:r>
+        <w:t xml:space="preserve">For displaying the summary, we will use a separate library called </w:t>
+      </w:r>
+      <w:proofErr w:type="spellStart"/>
+      <w:r>
+        <w:rPr>
+          <w:rFonts w:ascii="Courier New" w:hAnsi="Courier New" w:cs="Courier New"/>
+        </w:rPr>
         <w:t>torchinfo</w:t>
       </w:r>
       <w:proofErr w:type="spellEnd"/>
@@ -84,6 +104,9 @@
       </w:r>
       <w:proofErr w:type="spellStart"/>
       <w:r>
+        <w:rPr>
+          <w:rFonts w:ascii="Courier New" w:hAnsi="Courier New" w:cs="Courier New"/>
+        </w:rPr>
         <w:t>Torchinfo</w:t>
       </w:r>
       <w:proofErr w:type="spellEnd"/>
@@ -92,7 +115,22 @@
       </w:r>
       <w:proofErr w:type="spellStart"/>
       <w:r>
-        <w:t>Pytorch</w:t>
+        <w:rPr>
+          <w:rFonts w:ascii="Courier New" w:hAnsi="Courier New" w:cs="Courier New"/>
+        </w:rPr>
+        <w:t>Py</w:t>
+      </w:r>
+      <w:r>
+        <w:rPr>
+          <w:rFonts w:ascii="Courier New" w:hAnsi="Courier New" w:cs="Courier New"/>
+        </w:rPr>
+        <w:t>T</w:t>
+      </w:r>
+      <w:r>
+        <w:rPr>
+          <w:rFonts w:ascii="Courier New" w:hAnsi="Courier New" w:cs="Courier New"/>
+        </w:rPr>
+        <w:t>orch</w:t>
       </w:r>
       <w:proofErr w:type="spellEnd"/>
       <w:r>
@@ -100,17 +138,18 @@
       </w:r>
       <w:proofErr w:type="spellStart"/>
       <w:r>
+        <w:rPr>
+          <w:rFonts w:ascii="Courier New" w:hAnsi="Courier New" w:cs="Courier New"/>
+        </w:rPr>
         <w:t>Torchinfo</w:t>
       </w:r>
       <w:proofErr w:type="spellEnd"/>
       <w:r>
         <w:t xml:space="preserve"> outputs information </w:t>
       </w:r>
-      <w:proofErr w:type="gramStart"/>
-      <w:r>
-        <w:t>about  parameter</w:t>
-      </w:r>
-      <w:proofErr w:type="gramEnd"/>
+      <w:r>
+        <w:t>about parameter</w:t>
+      </w:r>
       <w:r>
         <w:t xml:space="preserve"> counts, </w:t>
       </w:r>
@@ -147,7 +186,7 @@
                     <pic:cNvPicPr/>
                   </pic:nvPicPr>
                   <pic:blipFill>
-                    <a:blip r:embed="rId4">
+                    <a:blip r:embed="rId5">
                       <a:extLst>
                         <a:ext uri="{28A0092B-C50C-407E-A947-70E740481C1C}">
                           <a14:useLocalDpi xmlns:a14="http://schemas.microsoft.com/office/drawing/2010/main" val="0"/>
@@ -184,32 +223,83 @@
       </w:r>
       <w:proofErr w:type="gramEnd"/>
       <w:r>
-        <w:t xml:space="preserve"> types: Conv2d, which is a convolutional layer that scans the image to detect patterns like edges and shapes. </w:t>
-      </w:r>
-      <w:proofErr w:type="spellStart"/>
-      <w:r>
+        <w:t xml:space="preserve"> types: </w:t>
+      </w:r>
+      <w:r>
+        <w:rPr>
+          <w:rFonts w:ascii="Courier New" w:hAnsi="Courier New" w:cs="Courier New"/>
+        </w:rPr>
+        <w:t>Conv2d</w:t>
+      </w:r>
+      <w:r>
+        <w:t xml:space="preserve">, which is a convolutional layer that scans the image to detect patterns like edges and shapes. </w:t>
+      </w:r>
+      <w:proofErr w:type="spellStart"/>
+      <w:r>
+        <w:rPr>
+          <w:rFonts w:ascii="Courier New" w:hAnsi="Courier New" w:cs="Courier New"/>
+        </w:rPr>
         <w:t>ReLU</w:t>
       </w:r>
       <w:proofErr w:type="spellEnd"/>
       <w:r>
-        <w:t>, which zeroes out any negative values in the input tensor to introduce nonlinearity. MaxPool2d shrinks the spatial dimensions by keeping only the highest values in each region scanned by the convolutional layer. Flatten, collapses the 3D tensor into a single dimension so it can be fed into the fully connected dense layers. Dropout, which randomly zeroes out some of the values to prevent the model from relying too heavily on any single neuron (Req B.1b).</w:t>
+        <w:t xml:space="preserve">, which zeroes out any negative values in the input tensor to introduce nonlinearity. </w:t>
+      </w:r>
+      <w:r>
+        <w:rPr>
+          <w:rFonts w:ascii="Courier New" w:hAnsi="Courier New" w:cs="Courier New"/>
+        </w:rPr>
+        <w:t>MaxPool2d</w:t>
+      </w:r>
+      <w:r>
+        <w:t xml:space="preserve"> shrinks the spatial dimensions by keeping only the highest values in each region scanned by the convolutional layer. </w:t>
+      </w:r>
+      <w:r>
+        <w:rPr>
+          <w:rFonts w:ascii="Courier New" w:hAnsi="Courier New" w:cs="Courier New"/>
+        </w:rPr>
+        <w:t>Flatten</w:t>
+      </w:r>
+      <w:r>
+        <w:t xml:space="preserve">, collapses the 3D tensor into a single dimension so it can be fed into the fully connected dense layers. </w:t>
+      </w:r>
+      <w:r>
+        <w:rPr>
+          <w:rFonts w:ascii="Courier New" w:hAnsi="Courier New" w:cs="Courier New"/>
+        </w:rPr>
+        <w:t>Dropout</w:t>
+      </w:r>
+      <w:r>
+        <w:t>, which randomly zeroes out some of the values to prevent the model from relying too heavily on any single neuron (Req B.1b).</w:t>
       </w:r>
     </w:p>
     <w:p>
       <w:r>
-        <w:t>For each convolutional block that detects features of the input image, the shape is [</w:t>
-      </w:r>
-      <w:proofErr w:type="spellStart"/>
-      <w:r>
+        <w:lastRenderedPageBreak/>
+        <w:t xml:space="preserve">For each convolutional block that detects features of the input image, the shape is </w:t>
+      </w:r>
+      <w:r>
+        <w:rPr>
+          <w:rFonts w:ascii="Courier New" w:hAnsi="Courier New" w:cs="Courier New"/>
+        </w:rPr>
+        <w:t>[</w:t>
+      </w:r>
+      <w:proofErr w:type="spellStart"/>
+      <w:r>
+        <w:rPr>
+          <w:rFonts w:ascii="Courier New" w:hAnsi="Courier New" w:cs="Courier New"/>
+        </w:rPr>
         <w:t>batch_size</w:t>
       </w:r>
       <w:proofErr w:type="spellEnd"/>
       <w:r>
-        <w:t xml:space="preserve">, channels, height, width], meaning that we fed it 1 image, with 32 channels, </w:t>
-      </w:r>
-      <w:r>
-        <w:lastRenderedPageBreak/>
-        <w:t xml:space="preserve">and the image is 32 pixels by 32 pixels. </w:t>
+        <w:rPr>
+          <w:rFonts w:ascii="Courier New" w:hAnsi="Courier New" w:cs="Courier New"/>
+        </w:rPr>
+        <w:t>, channels, height, width]</w:t>
+      </w:r>
+      <w:r>
+        <w:t xml:space="preserve">, meaning that we fed it 1 image, with 32 channels, and the image is 32 pixels by 32 pixels. </w:t>
       </w:r>
       <w:r>
         <w:t xml:space="preserve">The summary shows that </w:t>
@@ -222,6 +312,9 @@
       </w:r>
       <w:proofErr w:type="spellStart"/>
       <w:r>
+        <w:rPr>
+          <w:rFonts w:ascii="Courier New" w:hAnsi="Courier New" w:cs="Courier New"/>
+        </w:rPr>
         <w:t>MaxPool</w:t>
       </w:r>
       <w:proofErr w:type="spellEnd"/>
@@ -241,6 +334,9 @@
       </w:r>
       <w:proofErr w:type="spellStart"/>
       <w:r>
+        <w:rPr>
+          <w:rFonts w:ascii="Courier New" w:hAnsi="Courier New" w:cs="Courier New"/>
+        </w:rPr>
         <w:t>ReLU</w:t>
       </w:r>
       <w:proofErr w:type="spellEnd"/>
@@ -249,27 +345,46 @@
       </w:r>
       <w:proofErr w:type="spellStart"/>
       <w:r>
+        <w:rPr>
+          <w:rFonts w:ascii="Courier New" w:hAnsi="Courier New" w:cs="Courier New"/>
+        </w:rPr>
         <w:t>MaxPool</w:t>
       </w:r>
       <w:proofErr w:type="spellEnd"/>
       <w:r>
-        <w:t>, and Dropout don’t have learnable weights because they are fixed mathematical operations that simply restructure or modify data from the previous layer.</w:t>
+        <w:t xml:space="preserve">, and </w:t>
+      </w:r>
+      <w:r>
+        <w:rPr>
+          <w:rFonts w:ascii="Courier New" w:hAnsi="Courier New" w:cs="Courier New"/>
+        </w:rPr>
+        <w:t>Dropout</w:t>
+      </w:r>
+      <w:r>
+        <w:t xml:space="preserve"> don’t have learnable weights because they are fixed mathematical operations that simply restructure or modify data from the previous layer.</w:t>
       </w:r>
     </w:p>
     <w:p>
       <w:r>
         <w:t xml:space="preserve">The parameter </w:t>
       </w:r>
-      <w:proofErr w:type="gramStart"/>
-      <w:r>
-        <w:t>counts  in</w:t>
-      </w:r>
-      <w:proofErr w:type="gramEnd"/>
+      <w:r>
+        <w:t>counts in</w:t>
+      </w:r>
       <w:r>
         <w:t xml:space="preserve"> the provided screenshot show us something important. The 3 convolutional layers account for about 93k parameters while the first</w:t>
       </w:r>
       <w:r>
-        <w:t xml:space="preserve"> Linear layer alone contains over a million, which is about 90% of the entire model. This tells us that our model lacks efficiency, which is exactly what the model summary is designed to do, provide visibility and insight into improvements that can be made (Req B.1a).</w:t>
+        <w:t xml:space="preserve"> </w:t>
+      </w:r>
+      <w:r>
+        <w:rPr>
+          <w:rFonts w:ascii="Courier New" w:hAnsi="Courier New" w:cs="Courier New"/>
+        </w:rPr>
+        <w:t>Linear</w:t>
+      </w:r>
+      <w:r>
+        <w:t xml:space="preserve"> layer alone contains over a million, which is about 90% of the entire model. This tells us that our model lacks efficiency, which is exactly what the model summary is designed to do, provide visibility and insight into improvements that can be made (Req B.1a).</w:t>
       </w:r>
     </w:p>
     <w:p>
@@ -289,6 +404,9 @@
       </w:r>
       <w:proofErr w:type="spellStart"/>
       <w:r>
+        <w:rPr>
+          <w:rFonts w:ascii="Courier New" w:hAnsi="Courier New" w:cs="Courier New"/>
+        </w:rPr>
         <w:t>ReLU</w:t>
       </w:r>
       <w:proofErr w:type="spellEnd"/>
@@ -297,6 +415,9 @@
       </w:r>
       <w:proofErr w:type="spellStart"/>
       <w:r>
+        <w:rPr>
+          <w:rFonts w:ascii="Courier New" w:hAnsi="Courier New" w:cs="Courier New"/>
+        </w:rPr>
         <w:t>MaxPool</w:t>
       </w:r>
       <w:proofErr w:type="spellEnd"/>
@@ -304,7 +425,16 @@
         <w:t xml:space="preserve"> layer. These are referred to as “Convolutional Blocks.”</w:t>
       </w:r>
       <w:r>
-        <w:t xml:space="preserve"> After the stack of convolutional blocks, a single Flatten layer collapses that tensor into a single vector of values which the Fully Connected Dense layer then uses to produce the final predictions (Req C).</w:t>
+        <w:t xml:space="preserve"> After the stack of convolutional blocks, a single </w:t>
+      </w:r>
+      <w:r>
+        <w:rPr>
+          <w:rFonts w:ascii="Courier New" w:hAnsi="Courier New" w:cs="Courier New"/>
+        </w:rPr>
+        <w:t>Flatten</w:t>
+      </w:r>
+      <w:r>
+        <w:t xml:space="preserve"> layer collapses that tensor into a single vector of values which the Fully Connected Dense layer then uses to produce the final predictions (Req C).</w:t>
       </w:r>
     </w:p>
     <w:p>
@@ -320,7 +450,401 @@
         <w:t xml:space="preserve"> remember. The summary above indicates that the model shown has 1,147,466 parameters, which means that there are over a million parameters being adjusted during the training process. A larger parameter count isn’t indicative of a more accurate model necessarily though. There are diminishing returns with a greater parameter count, and a larger parameter count could put the model at risk of overfitting (Req. D).</w:t>
       </w:r>
     </w:p>
-    <w:p/>
+    <w:p>
+      <w:r>
+        <w:t>Hyperparameter tuning should be approached as a progressively narrowing search starting with a broad random search across a broad range of values to determine which parameters have the greatest impact.</w:t>
+      </w:r>
+      <w:r>
+        <w:t xml:space="preserve"> This approach is far more </w:t>
+      </w:r>
+      <w:r>
+        <w:t>efficient</w:t>
+      </w:r>
+      <w:r>
+        <w:t xml:space="preserve"> than sequentially trying every possible combination (called Grid Search). Once you’ve got a rough sense of which parameters are going to have the greatest impact you can continue with a Bayesian search, which builds a statistical model of the search space after each trial and uses it to make </w:t>
+      </w:r>
+      <w:r>
+        <w:lastRenderedPageBreak/>
+        <w:t xml:space="preserve">informed decisions about the next parameter to try. </w:t>
+      </w:r>
+      <w:r>
+        <w:t>Libraries</w:t>
+      </w:r>
+      <w:r>
+        <w:t xml:space="preserve"> like </w:t>
+      </w:r>
+      <w:proofErr w:type="spellStart"/>
+      <w:r>
+        <w:rPr>
+          <w:rFonts w:ascii="Courier New" w:hAnsi="Courier New" w:cs="Courier New"/>
+        </w:rPr>
+        <w:t>Optuna</w:t>
+      </w:r>
+      <w:proofErr w:type="spellEnd"/>
+      <w:r>
+        <w:t xml:space="preserve"> make this process seamless and easy </w:t>
+      </w:r>
+      <w:r>
+        <w:t>(Akiba et al., 2019)</w:t>
+      </w:r>
+      <w:r>
+        <w:t xml:space="preserve"> </w:t>
+      </w:r>
+      <w:r>
+        <w:t>(Req E).</w:t>
+      </w:r>
+      <w:r>
+        <w:t xml:space="preserve"> </w:t>
+      </w:r>
+    </w:p>
+    <w:p>
+      <w:r>
+        <w:t xml:space="preserve">The key to hyperparameter tuning is to keep each individual trial short enough for to run many of them, since this process basically just re-trains the model from scratch over and over to see what worked best, essentially throwing proverbial spaghetti at the wall util we determine which recipe sticks best, but we have to cook more spaghetti every time we try a new recipe, which is expensive. </w:t>
+      </w:r>
+      <w:r>
+        <w:t>Therefore,</w:t>
+      </w:r>
+      <w:r>
+        <w:t xml:space="preserve"> it is important to be selective about which parameters you choose to tune and not do a full training session for each option (Req. E.1).</w:t>
+      </w:r>
+    </w:p>
+    <w:p>
+      <w:r>
+        <w:t xml:space="preserve">The hyperparameters we chose in our example study were determined by using the </w:t>
+      </w:r>
+      <w:r>
+        <w:t>above-described</w:t>
+      </w:r>
+      <w:r>
+        <w:t xml:space="preserve"> random search followed by Bayesian optimization orchestrated with </w:t>
+      </w:r>
+      <w:proofErr w:type="spellStart"/>
+      <w:r>
+        <w:rPr>
+          <w:rFonts w:ascii="Courier New" w:hAnsi="Courier New" w:cs="Courier New"/>
+        </w:rPr>
+        <w:t>Optuna</w:t>
+      </w:r>
+      <w:proofErr w:type="spellEnd"/>
+      <w:r>
+        <w:t xml:space="preserve">. Rather than guessing, we let </w:t>
+      </w:r>
+      <w:proofErr w:type="spellStart"/>
+      <w:r>
+        <w:rPr>
+          <w:rFonts w:ascii="Courier New" w:hAnsi="Courier New" w:cs="Courier New"/>
+        </w:rPr>
+        <w:t>Optuna</w:t>
+      </w:r>
+      <w:proofErr w:type="spellEnd"/>
+      <w:r>
+        <w:t xml:space="preserve"> run 20 trials to determine an optimal configuration. Initially I believed </w:t>
+      </w:r>
+      <w:proofErr w:type="spellStart"/>
+      <w:r>
+        <w:rPr>
+          <w:rFonts w:ascii="Courier New" w:hAnsi="Courier New" w:cs="Courier New"/>
+        </w:rPr>
+        <w:t>AdamW</w:t>
+      </w:r>
+      <w:proofErr w:type="spellEnd"/>
+      <w:r>
+        <w:t xml:space="preserve"> would be the best optimizer along with </w:t>
+      </w:r>
+      <w:proofErr w:type="spellStart"/>
+      <w:r>
+        <w:rPr>
+          <w:rFonts w:ascii="Courier New" w:hAnsi="Courier New" w:cs="Courier New"/>
+        </w:rPr>
+        <w:t>StepLR</w:t>
+      </w:r>
+      <w:proofErr w:type="spellEnd"/>
+      <w:r>
+        <w:t xml:space="preserve"> as the best scheduler. With these settings I was able to achieve 85% accuracy in my initial training run. </w:t>
+      </w:r>
+      <w:r>
+        <w:t xml:space="preserve">We used these settings as a baseline to get started with automated tuning with </w:t>
+      </w:r>
+      <w:proofErr w:type="spellStart"/>
+      <w:r>
+        <w:rPr>
+          <w:rFonts w:ascii="Courier New" w:hAnsi="Courier New" w:cs="Courier New"/>
+        </w:rPr>
+        <w:t>Optuna</w:t>
+      </w:r>
+      <w:proofErr w:type="spellEnd"/>
+      <w:r>
+        <w:t xml:space="preserve"> and discovered, after only a very short evaluation, that </w:t>
+      </w:r>
+      <w:r>
+        <w:rPr>
+          <w:rFonts w:ascii="Courier New" w:hAnsi="Courier New" w:cs="Courier New"/>
+        </w:rPr>
+        <w:t>SGD</w:t>
+      </w:r>
+      <w:r>
+        <w:t xml:space="preserve"> and </w:t>
+      </w:r>
+      <w:proofErr w:type="spellStart"/>
+      <w:r>
+        <w:rPr>
+          <w:rFonts w:ascii="Courier New" w:hAnsi="Courier New" w:cs="Courier New"/>
+        </w:rPr>
+        <w:t>CosineAnnealingLR</w:t>
+      </w:r>
+      <w:proofErr w:type="spellEnd"/>
+      <w:r>
+        <w:t xml:space="preserve"> were a more effective combination. We also determined that an initial learning rate of about 0.0066, a batch size of 32, and a dropout of around 0.17 were an effective combination, and with this we were able to increase our accuracy by about 1%. We likely could have increased it further by running a longer evaluation with </w:t>
+      </w:r>
+      <w:proofErr w:type="spellStart"/>
+      <w:r>
+        <w:rPr>
+          <w:rFonts w:ascii="Courier New" w:hAnsi="Courier New" w:cs="Courier New"/>
+        </w:rPr>
+        <w:t>Optuna</w:t>
+      </w:r>
+      <w:proofErr w:type="spellEnd"/>
+      <w:r>
+        <w:t xml:space="preserve"> and possibly making some architectural changes, such as </w:t>
+      </w:r>
+      <w:r>
+        <w:t>adding an additional Convolutional layer. Each of these different values affects training dynamics in different way, for example, the scheduler changes the learning rate after each epoch which affects convergence by ensuring that the model continues to learn rather than plateauing. Generalization, on the other hand, isn’t achieved primarily though hyperparameter tuning, but by randomizing the training data to by randomly cropping, flipping, rotating, and adjusting the brightness and other factors, before feeding the tensor through the model during training (E.2).</w:t>
+      </w:r>
+    </w:p>
+    <w:p>
+      <w:pPr>
+        <w:rPr>
+          <w:sz w:val="20"/>
+          <w:szCs w:val="20"/>
+        </w:rPr>
+      </w:pPr>
+      <w:r>
+        <w:rPr>
+          <w:sz w:val="20"/>
+          <w:szCs w:val="20"/>
+        </w:rPr>
+        <w:t>Sources</w:t>
+      </w:r>
+    </w:p>
+    <w:p>
+      <w:pPr>
+        <w:pStyle w:val="ListParagraph"/>
+        <w:numPr>
+          <w:ilvl w:val="0"/>
+          <w:numId w:val="1"/>
+        </w:numPr>
+        <w:rPr>
+          <w:sz w:val="20"/>
+          <w:szCs w:val="20"/>
+        </w:rPr>
+      </w:pPr>
+      <w:proofErr w:type="spellStart"/>
+      <w:r>
+        <w:rPr>
+          <w:sz w:val="20"/>
+          <w:szCs w:val="20"/>
+        </w:rPr>
+        <w:t>Paszke</w:t>
+      </w:r>
+      <w:proofErr w:type="spellEnd"/>
+      <w:r>
+        <w:rPr>
+          <w:sz w:val="20"/>
+          <w:szCs w:val="20"/>
+        </w:rPr>
+        <w:t xml:space="preserve">, A., Gross, S., Massa, F., Lerer, A., Bradbury, J., Chanan, G., Killeen, T., Lin, Z., </w:t>
+      </w:r>
+      <w:proofErr w:type="spellStart"/>
+      <w:r>
+        <w:rPr>
+          <w:sz w:val="20"/>
+          <w:szCs w:val="20"/>
+        </w:rPr>
+        <w:t>Gimelshein</w:t>
+      </w:r>
+      <w:proofErr w:type="spellEnd"/>
+      <w:r>
+        <w:rPr>
+          <w:sz w:val="20"/>
+          <w:szCs w:val="20"/>
+        </w:rPr>
+        <w:t xml:space="preserve">, N., </w:t>
+      </w:r>
+      <w:proofErr w:type="spellStart"/>
+      <w:r>
+        <w:rPr>
+          <w:sz w:val="20"/>
+          <w:szCs w:val="20"/>
+        </w:rPr>
+        <w:t>Antiga</w:t>
+      </w:r>
+      <w:proofErr w:type="spellEnd"/>
+      <w:r>
+        <w:rPr>
+          <w:sz w:val="20"/>
+          <w:szCs w:val="20"/>
+        </w:rPr>
+        <w:t xml:space="preserve">, L., </w:t>
+      </w:r>
+      <w:proofErr w:type="spellStart"/>
+      <w:r>
+        <w:rPr>
+          <w:sz w:val="20"/>
+          <w:szCs w:val="20"/>
+        </w:rPr>
+        <w:t>Desmaison</w:t>
+      </w:r>
+      <w:proofErr w:type="spellEnd"/>
+      <w:r>
+        <w:rPr>
+          <w:sz w:val="20"/>
+          <w:szCs w:val="20"/>
+        </w:rPr>
+        <w:t xml:space="preserve">, A., </w:t>
+      </w:r>
+      <w:proofErr w:type="spellStart"/>
+      <w:r>
+        <w:rPr>
+          <w:sz w:val="20"/>
+          <w:szCs w:val="20"/>
+        </w:rPr>
+        <w:t>Köpf</w:t>
+      </w:r>
+      <w:proofErr w:type="spellEnd"/>
+      <w:r>
+        <w:rPr>
+          <w:sz w:val="20"/>
+          <w:szCs w:val="20"/>
+        </w:rPr>
+        <w:t xml:space="preserve">, A., Yang, E., DeVito, Z., Raison, M., Tejani, A., </w:t>
+      </w:r>
+      <w:proofErr w:type="spellStart"/>
+      <w:r>
+        <w:rPr>
+          <w:sz w:val="20"/>
+          <w:szCs w:val="20"/>
+        </w:rPr>
+        <w:t>Chilamkurthy</w:t>
+      </w:r>
+      <w:proofErr w:type="spellEnd"/>
+      <w:r>
+        <w:rPr>
+          <w:sz w:val="20"/>
+          <w:szCs w:val="20"/>
+        </w:rPr>
+        <w:t xml:space="preserve">, S., Steiner, B., Fang, L., Bai, J., &amp; Chintala, S. (2019). </w:t>
+      </w:r>
+      <w:proofErr w:type="spellStart"/>
+      <w:r>
+        <w:rPr>
+          <w:sz w:val="20"/>
+          <w:szCs w:val="20"/>
+        </w:rPr>
+        <w:t>PyTorch</w:t>
+      </w:r>
+      <w:proofErr w:type="spellEnd"/>
+      <w:r>
+        <w:rPr>
+          <w:sz w:val="20"/>
+          <w:szCs w:val="20"/>
+        </w:rPr>
+        <w:t xml:space="preserve">: An imperative style, high-performance deep learning library. </w:t>
+      </w:r>
+      <w:r>
+        <w:rPr>
+          <w:i/>
+          <w:iCs/>
+          <w:sz w:val="20"/>
+          <w:szCs w:val="20"/>
+        </w:rPr>
+        <w:t>Advances in Neural Information Processing Systems</w:t>
+      </w:r>
+      <w:r>
+        <w:rPr>
+          <w:sz w:val="20"/>
+          <w:szCs w:val="20"/>
+        </w:rPr>
+        <w:t>, 32, 8024–8035.</w:t>
+      </w:r>
+    </w:p>
+    <w:p>
+      <w:pPr>
+        <w:pStyle w:val="ListParagraph"/>
+        <w:numPr>
+          <w:ilvl w:val="0"/>
+          <w:numId w:val="1"/>
+        </w:numPr>
+        <w:rPr>
+          <w:sz w:val="20"/>
+          <w:szCs w:val="20"/>
+        </w:rPr>
+      </w:pPr>
+      <w:r>
+        <w:rPr>
+          <w:sz w:val="20"/>
+          <w:szCs w:val="20"/>
+        </w:rPr>
+        <w:t xml:space="preserve">Akiba, T., Sano, S., Yanase, T., Ohta, T., &amp; Koyama, M. (2019). </w:t>
+      </w:r>
+      <w:proofErr w:type="spellStart"/>
+      <w:r>
+        <w:rPr>
+          <w:sz w:val="20"/>
+          <w:szCs w:val="20"/>
+        </w:rPr>
+        <w:t>Optuna</w:t>
+      </w:r>
+      <w:proofErr w:type="spellEnd"/>
+      <w:r>
+        <w:rPr>
+          <w:sz w:val="20"/>
+          <w:szCs w:val="20"/>
+        </w:rPr>
+        <w:t xml:space="preserve">: A </w:t>
+      </w:r>
+      <w:proofErr w:type="gramStart"/>
+      <w:r>
+        <w:rPr>
+          <w:sz w:val="20"/>
+          <w:szCs w:val="20"/>
+        </w:rPr>
+        <w:t>next-generation</w:t>
+      </w:r>
+      <w:proofErr w:type="gramEnd"/>
+      <w:r>
+        <w:rPr>
+          <w:sz w:val="20"/>
+          <w:szCs w:val="20"/>
+        </w:rPr>
+        <w:t xml:space="preserve"> hyperparameter optimization framework. </w:t>
+      </w:r>
+      <w:r>
+        <w:rPr>
+          <w:i/>
+          <w:iCs/>
+          <w:sz w:val="20"/>
+          <w:szCs w:val="20"/>
+        </w:rPr>
+        <w:t>Proceedings of the 25th ACM SIGKDD International Conference on Knowledge Discovery &amp; Data Mining</w:t>
+      </w:r>
+      <w:r>
+        <w:rPr>
+          <w:sz w:val="20"/>
+          <w:szCs w:val="20"/>
+        </w:rPr>
+        <w:t xml:space="preserve">, 2623–2631. </w:t>
+      </w:r>
+      <w:hyperlink r:id="rId6" w:tgtFrame="_blank" w:history="1">
+        <w:r>
+          <w:rPr>
+            <w:rStyle w:val="Hyperlink"/>
+            <w:sz w:val="20"/>
+            <w:szCs w:val="20"/>
+          </w:rPr>
+          <w:t>https://doi.org/10.1145/3292500.3330701</w:t>
+        </w:r>
+      </w:hyperlink>
+    </w:p>
     <w:sectPr>
       <w:pgSz w:w="12240" w:h="15840"/>
       <w:pgMar w:top="1440" w:right="1440" w:bottom="1440" w:left="1440" w:header="720" w:footer="720" w:gutter="0"/>
@@ -329,6 +853,127 @@
     </w:sectPr>
   </w:body>
 </w:document>
+</file>
+
+<file path=word/numbering.xml><?xml version="1.0" encoding="utf-8"?>
+<w:numbering xmlns:wpc="http://schemas.microsoft.com/office/word/2010/wordprocessingCanvas" xmlns:cx="http://schemas.microsoft.com/office/drawing/2014/chartex" xmlns:cx1="http://schemas.microsoft.com/office/drawing/2015/9/8/chartex" xmlns:cx2="http://schemas.microsoft.com/office/drawing/2015/10/21/chartex" xmlns:cx3="http://schemas.microsoft.com/office/drawing/2016/5/9/chartex" xmlns:cx4="http://schemas.microsoft.com/office/drawing/2016/5/10/chartex" xmlns:cx5="http://schemas.microsoft.com/office/drawing/2016/5/11/chartex" xmlns:cx6="http://schemas.microsoft.com/office/drawing/2016/5/12/chartex" xmlns:cx7="http://schemas.microsoft.com/office/drawing/2016/5/13/chartex" xmlns:cx8="http://schemas.microsoft.com/office/drawing/2016/5/14/chartex" xmlns:mc="http://schemas.openxmlformats.org/markup-compatibility/2006" xmlns:aink="http://schemas.microsoft.com/office/drawing/2016/ink" xmlns:am3d="http://schemas.microsoft.com/office/drawing/2017/model3d" xmlns:o="urn:schemas-microsoft-com:office:office" xmlns:oel="http://schemas.microsoft.com/office/2019/extlst" xmlns:r="http://schemas.openxmlformats.org/officeDocument/2006/relationships" xmlns:m="http://schemas.openxmlformats.org/officeDocument/2006/math" xmlns:v="urn:schemas-microsoft-com:vml" xmlns:wp14="http://schemas.microsoft.com/office/word/2010/wordprocessingDrawing" xmlns:wp="http://schemas.openxmlformats.org/drawingml/2006/wordprocessingDrawing" xmlns:w10="urn:schemas-microsoft-com:office:word" xmlns:w="http://schemas.openxmlformats.org/wordprocessingml/2006/main" xmlns:w14="http://schemas.microsoft.com/office/word/2010/wordml" xmlns:w15="http://schemas.microsoft.com/office/word/2012/wordml" xmlns:w16cex="http://schemas.microsoft.com/office/word/2018/wordml/cex" xmlns:w16cid="http://schemas.microsoft.com/office/word/2016/wordml/cid" xmlns:w16="http://schemas.microsoft.com/office/word/2018/wordml" xmlns:w16du="http://schemas.microsoft.com/office/word/2023/wordml/word16du" xmlns:w16sdtdh="http://schemas.microsoft.com/office/word/2020/wordml/sdtdatahash" xmlns:w16sdtfl="http://schemas.microsoft.com/office/word/2024/wordml/sdtformatlock" xmlns:w16se="http://schemas.microsoft.com/office/word/2015/wordml/symex" xmlns:wpg="http://schemas.microsoft.com/office/word/2010/wordprocessingGroup" xmlns:wpi="http://schemas.microsoft.com/office/word/2010/wordprocessingInk" xmlns:wne="http://schemas.microsoft.com/office/word/2006/wordml" xmlns:wps="http://schemas.microsoft.com/office/word/2010/wordprocessingShape" mc:Ignorable="w14 w15 w16se w16cid w16 w16cex w16sdtdh w16sdtfl w16du wp14">
+  <w:abstractNum w:abstractNumId="0" w15:restartNumberingAfterBreak="0">
+    <w:nsid w:val="35D85203"/>
+    <w:multiLevelType w:val="hybridMultilevel"/>
+    <w:tmpl w:val="20DCE688"/>
+    <w:lvl w:ilvl="0" w:tplc="04090001">
+      <w:start w:val="1"/>
+      <w:numFmt w:val="bullet"/>
+      <w:lvlText w:val=""/>
+      <w:lvlJc w:val="left"/>
+      <w:pPr>
+        <w:ind w:left="720" w:hanging="360"/>
+      </w:pPr>
+      <w:rPr>
+        <w:rFonts w:ascii="Symbol" w:hAnsi="Symbol" w:hint="default"/>
+      </w:rPr>
+    </w:lvl>
+    <w:lvl w:ilvl="1" w:tplc="04090003" w:tentative="1">
+      <w:start w:val="1"/>
+      <w:numFmt w:val="bullet"/>
+      <w:lvlText w:val="o"/>
+      <w:lvlJc w:val="left"/>
+      <w:pPr>
+        <w:ind w:left="1440" w:hanging="360"/>
+      </w:pPr>
+      <w:rPr>
+        <w:rFonts w:ascii="Courier New" w:hAnsi="Courier New" w:cs="Courier New" w:hint="default"/>
+      </w:rPr>
+    </w:lvl>
+    <w:lvl w:ilvl="2" w:tplc="04090005" w:tentative="1">
+      <w:start w:val="1"/>
+      <w:numFmt w:val="bullet"/>
+      <w:lvlText w:val=""/>
+      <w:lvlJc w:val="left"/>
+      <w:pPr>
+        <w:ind w:left="2160" w:hanging="360"/>
+      </w:pPr>
+      <w:rPr>
+        <w:rFonts w:ascii="Wingdings" w:hAnsi="Wingdings" w:hint="default"/>
+      </w:rPr>
+    </w:lvl>
+    <w:lvl w:ilvl="3" w:tplc="04090001" w:tentative="1">
+      <w:start w:val="1"/>
+      <w:numFmt w:val="bullet"/>
+      <w:lvlText w:val=""/>
+      <w:lvlJc w:val="left"/>
+      <w:pPr>
+        <w:ind w:left="2880" w:hanging="360"/>
+      </w:pPr>
+      <w:rPr>
+        <w:rFonts w:ascii="Symbol" w:hAnsi="Symbol" w:hint="default"/>
+      </w:rPr>
+    </w:lvl>
+    <w:lvl w:ilvl="4" w:tplc="04090003" w:tentative="1">
+      <w:start w:val="1"/>
+      <w:numFmt w:val="bullet"/>
+      <w:lvlText w:val="o"/>
+      <w:lvlJc w:val="left"/>
+      <w:pPr>
+        <w:ind w:left="3600" w:hanging="360"/>
+      </w:pPr>
+      <w:rPr>
+        <w:rFonts w:ascii="Courier New" w:hAnsi="Courier New" w:cs="Courier New" w:hint="default"/>
+      </w:rPr>
+    </w:lvl>
+    <w:lvl w:ilvl="5" w:tplc="04090005" w:tentative="1">
+      <w:start w:val="1"/>
+      <w:numFmt w:val="bullet"/>
+      <w:lvlText w:val=""/>
+      <w:lvlJc w:val="left"/>
+      <w:pPr>
+        <w:ind w:left="4320" w:hanging="360"/>
+      </w:pPr>
+      <w:rPr>
+        <w:rFonts w:ascii="Wingdings" w:hAnsi="Wingdings" w:hint="default"/>
+      </w:rPr>
+    </w:lvl>
+    <w:lvl w:ilvl="6" w:tplc="04090001" w:tentative="1">
+      <w:start w:val="1"/>
+      <w:numFmt w:val="bullet"/>
+      <w:lvlText w:val=""/>
+      <w:lvlJc w:val="left"/>
+      <w:pPr>
+        <w:ind w:left="5040" w:hanging="360"/>
+      </w:pPr>
+      <w:rPr>
+        <w:rFonts w:ascii="Symbol" w:hAnsi="Symbol" w:hint="default"/>
+      </w:rPr>
+    </w:lvl>
+    <w:lvl w:ilvl="7" w:tplc="04090003" w:tentative="1">
+      <w:start w:val="1"/>
+      <w:numFmt w:val="bullet"/>
+      <w:lvlText w:val="o"/>
+      <w:lvlJc w:val="left"/>
+      <w:pPr>
+        <w:ind w:left="5760" w:hanging="360"/>
+      </w:pPr>
+      <w:rPr>
+        <w:rFonts w:ascii="Courier New" w:hAnsi="Courier New" w:cs="Courier New" w:hint="default"/>
+      </w:rPr>
+    </w:lvl>
+    <w:lvl w:ilvl="8" w:tplc="04090005" w:tentative="1">
+      <w:start w:val="1"/>
+      <w:numFmt w:val="bullet"/>
+      <w:lvlText w:val=""/>
+      <w:lvlJc w:val="left"/>
+      <w:pPr>
+        <w:ind w:left="6480" w:hanging="360"/>
+      </w:pPr>
+      <w:rPr>
+        <w:rFonts w:ascii="Wingdings" w:hAnsi="Wingdings" w:hint="default"/>
+      </w:rPr>
+    </w:lvl>
+  </w:abstractNum>
+  <w:num w:numId="1" w16cid:durableId="527447478">
+    <w:abstractNumId w:val="0"/>
+  </w:num>
+</w:numbering>
 </file>
 
 <file path=word/styles.xml><?xml version="1.0" encoding="utf-8"?>
@@ -1254,6 +1899,18 @@
     <w:basedOn w:val="DefaultParagraphFont"/>
     <w:rsid w:val="00161770"/>
   </w:style>
+  <w:style w:type="character" w:styleId="Hyperlink">
+    <w:name w:val="Hyperlink"/>
+    <w:basedOn w:val="DefaultParagraphFont"/>
+    <w:uiPriority w:val="99"/>
+    <w:semiHidden/>
+    <w:unhideWhenUsed/>
+    <w:rsid w:val="00FA5E4F"/>
+    <w:rPr>
+      <w:color w:val="0000FF"/>
+      <w:u w:val="single"/>
+    </w:rPr>
+  </w:style>
 </w:styles>
 </file>
 
